--- a/Session 3/Session 3.docx
+++ b/Session 3/Session 3.docx
@@ -604,15 +604,10 @@
     </w:p>
     <w:p>
       <w:r>
-        <w:t xml:space="preserve">MariaDB [session_3]&gt; select * from restaurants where city ='Ahmedabad' and rating&gt;4.0 order by rating </w:t>
-      </w:r>
-      <w:proofErr w:type="spellStart"/>
-      <w:r>
-        <w:t>desc</w:t>
-      </w:r>
-      <w:proofErr w:type="spellEnd"/>
-      <w:r>
-        <w:t xml:space="preserve"> limit 2;</w:t>
+        <w:t xml:space="preserve">MariaDB [session_3]&gt; </w:t>
+      </w:r>
+      <w:r>
+        <w:t>select * from restaurants where city ='Ahmedabad' and rating&gt;4.0 limit 2;</w:t>
       </w:r>
     </w:p>
     <w:p>
@@ -1264,6 +1259,7 @@
   <w:style w:type="character" w:default="1" w:styleId="DefaultParagraphFont">
     <w:name w:val="Default Paragraph Font"/>
     <w:uiPriority w:val="1"/>
+    <w:semiHidden/>
     <w:unhideWhenUsed/>
   </w:style>
   <w:style w:type="table" w:default="1" w:styleId="TableNormal">
